--- a/Informe_Actividad4_ETL.docx
+++ b/Informe_Actividad4_ETL.docx
@@ -195,7 +195,7 @@
           <w:szCs w:val="24"/>
           <w:rFonts w:ascii="Times New Roman" w:cs="Times New Roman" w:eastAsia="Times New Roman" w:hAnsi="Times New Roman"/>
         </w:rPr>
-        <w:t xml:space="preserve"> [PEGAR AQUÍ EL ENLACE DEL VIDEO]</w:t>
+        <w:t xml:space="preserve"> https://youtu.be/JMbmkBl4yZc</w:t>
       </w:r>
     </w:p>
     <w:p>

--- a/Informe_Actividad4_ETL.docx
+++ b/Informe_Actividad4_ETL.docx
@@ -195,7 +195,7 @@
           <w:szCs w:val="24"/>
           <w:rFonts w:ascii="Times New Roman" w:cs="Times New Roman" w:eastAsia="Times New Roman" w:hAnsi="Times New Roman"/>
         </w:rPr>
-        <w:t xml:space="preserve"> https://youtu.be/JMbmkBl4yZc</w:t>
+        <w:t xml:space="preserve"> https://youtu.be/Rv6mHUNuPfk</w:t>
       </w:r>
     </w:p>
     <w:p>
